--- a/backend/Siddha_Shivalayas_Invoice_Layout_v2.docx
+++ b/backend/Siddha_Shivalayas_Invoice_Layout_v2.docx
@@ -107,24 +107,32 @@
               <w:br/>
             </w:r>
             <w:r>
-              <w:rPr>
-                <w:sz w:val="20"/>
-              </w:rPr>
-              <w:t>{{hospitalAddress}}</w:t>
+              <w:t>25/31, 19th Street, Ashok Nagar, Chennai – 600083</w:t>
             </w:r>
             <w:r>
               <w:rPr>
                 <w:sz w:val="20"/>
               </w:rPr>
               <w:br/>
-              <w:t>Phone: {{hospitalPhone}}</w:t>
+              <w:t xml:space="preserve">Phone: </w:t>
+            </w:r>
+            <w:r>
+              <w:rPr>
+                <w:sz w:val="20"/>
+              </w:rPr>
+              <w:t>+91-</w:t>
+            </w:r>
+            <w:r>
+              <w:t>9363914040</w:t>
             </w:r>
             <w:r>
               <w:rPr>
                 <w:sz w:val="20"/>
               </w:rPr>
               <w:br/>
-              <w:t>Web: {{website}} | Email: {{email}} | GSTIN: {{gstin}}</w:t>
+            </w:r>
+            <w:r>
+              <w:t>Doctor: Dr. Sowmiya</w:t>
             </w:r>
           </w:p>
         </w:tc>
@@ -149,19 +157,19 @@
         <w:tblLook w:val="04A0" w:firstRow="1" w:lastRow="0" w:firstColumn="1" w:lastColumn="0" w:noHBand="0" w:noVBand="1"/>
       </w:tblPr>
       <w:tblGrid>
-        <w:gridCol w:w="1380"/>
+        <w:gridCol w:w="911"/>
         <w:gridCol w:w="1628"/>
-        <w:gridCol w:w="1201"/>
-        <w:gridCol w:w="1370"/>
-        <w:gridCol w:w="1217"/>
-        <w:gridCol w:w="1224"/>
+        <w:gridCol w:w="1046"/>
+        <w:gridCol w:w="1344"/>
+        <w:gridCol w:w="1074"/>
+        <w:gridCol w:w="1086"/>
         <w:gridCol w:w="1824"/>
-        <w:gridCol w:w="1598"/>
+        <w:gridCol w:w="2529"/>
       </w:tblGrid>
       <w:tr>
         <w:tc>
           <w:tcPr>
-            <w:tcW w:w="5613" w:type="dxa"/>
+            <w:tcW w:w="5473" w:type="dxa"/>
             <w:gridSpan w:val="4"/>
           </w:tcPr>
           <w:p>
@@ -180,24 +188,47 @@
         </w:tc>
         <w:tc>
           <w:tcPr>
-            <w:tcW w:w="5613" w:type="dxa"/>
+            <w:tcW w:w="5969" w:type="dxa"/>
             <w:gridSpan w:val="4"/>
           </w:tcPr>
           <w:p>
             <w:r>
-              <w:t>Bill Date : {{billDate}}</w:t>
+              <w:t xml:space="preserve">Bill </w:t>
+            </w:r>
+            <w:proofErr w:type="gramStart"/>
+            <w:r>
+              <w:t>Date :</w:t>
+            </w:r>
+            <w:proofErr w:type="gramEnd"/>
+            <w:r>
+              <w:t xml:space="preserve"> {{billDate}}</w:t>
             </w:r>
             <w:r>
               <w:br/>
-              <w:t>Bill No : {{invoiceNo}}</w:t>
+              <w:t xml:space="preserve">Bill </w:t>
+            </w:r>
+            <w:proofErr w:type="gramStart"/>
+            <w:r>
+              <w:t>No :</w:t>
+            </w:r>
+            <w:proofErr w:type="gramEnd"/>
+            <w:r>
+              <w:t xml:space="preserve"> {{invoiceNo}}</w:t>
             </w:r>
             <w:r>
               <w:br/>
-              <w:t>Pay Type : {{paymentMode}}</w:t>
+              <w:t xml:space="preserve">Pay </w:t>
+            </w:r>
+            <w:proofErr w:type="gramStart"/>
+            <w:r>
+              <w:t>Type :</w:t>
+            </w:r>
+            <w:proofErr w:type="gramEnd"/>
+            <w:r>
+              <w:t xml:space="preserve"> {{paymentMode}}</w:t>
             </w:r>
             <w:r>
               <w:br/>
-              <w:t>Refer : {{doctorName}}</w:t>
             </w:r>
           </w:p>
         </w:tc>
@@ -205,7 +236,7 @@
       <w:tr>
         <w:tc>
           <w:tcPr>
-            <w:tcW w:w="1403" w:type="dxa"/>
+            <w:tcW w:w="1205" w:type="dxa"/>
           </w:tcPr>
           <w:p>
             <w:r>
@@ -215,7 +246,7 @@
         </w:tc>
         <w:tc>
           <w:tcPr>
-            <w:tcW w:w="1403" w:type="dxa"/>
+            <w:tcW w:w="1628" w:type="dxa"/>
           </w:tcPr>
           <w:p>
             <w:r>
@@ -225,7 +256,7 @@
         </w:tc>
         <w:tc>
           <w:tcPr>
-            <w:tcW w:w="1403" w:type="dxa"/>
+            <w:tcW w:w="1260" w:type="dxa"/>
           </w:tcPr>
           <w:p>
             <w:r>
@@ -235,7 +266,7 @@
         </w:tc>
         <w:tc>
           <w:tcPr>
-            <w:tcW w:w="1403" w:type="dxa"/>
+            <w:tcW w:w="1380" w:type="dxa"/>
           </w:tcPr>
           <w:p>
             <w:r>
@@ -245,7 +276,7 @@
         </w:tc>
         <w:tc>
           <w:tcPr>
-            <w:tcW w:w="1403" w:type="dxa"/>
+            <w:tcW w:w="1271" w:type="dxa"/>
           </w:tcPr>
           <w:p>
             <w:r>
@@ -255,7 +286,7 @@
         </w:tc>
         <w:tc>
           <w:tcPr>
-            <w:tcW w:w="1403" w:type="dxa"/>
+            <w:tcW w:w="1276" w:type="dxa"/>
           </w:tcPr>
           <w:p>
             <w:r>
@@ -265,7 +296,7 @@
         </w:tc>
         <w:tc>
           <w:tcPr>
-            <w:tcW w:w="1403" w:type="dxa"/>
+            <w:tcW w:w="1824" w:type="dxa"/>
           </w:tcPr>
           <w:p>
             <w:r>
@@ -275,7 +306,7 @@
         </w:tc>
         <w:tc>
           <w:tcPr>
-            <w:tcW w:w="1403" w:type="dxa"/>
+            <w:tcW w:w="1598" w:type="dxa"/>
           </w:tcPr>
           <w:p>
             <w:r>
@@ -287,17 +318,13 @@
       <w:tr>
         <w:tc>
           <w:tcPr>
-            <w:tcW w:w="1403" w:type="dxa"/>
-          </w:tcPr>
-          <w:p>
-            <w:r>
-              <w:t>{{serialNo}}</w:t>
-            </w:r>
-          </w:p>
-        </w:tc>
-        <w:tc>
-          <w:tcPr>
-            <w:tcW w:w="1403" w:type="dxa"/>
+            <w:tcW w:w="1205" w:type="dxa"/>
+          </w:tcPr>
+          <w:p/>
+        </w:tc>
+        <w:tc>
+          <w:tcPr>
+            <w:tcW w:w="1628" w:type="dxa"/>
           </w:tcPr>
           <w:p>
             <w:r>
@@ -307,7 +334,7 @@
         </w:tc>
         <w:tc>
           <w:tcPr>
-            <w:tcW w:w="1403" w:type="dxa"/>
+            <w:tcW w:w="1260" w:type="dxa"/>
           </w:tcPr>
           <w:p>
             <w:r>
@@ -317,7 +344,7 @@
         </w:tc>
         <w:tc>
           <w:tcPr>
-            <w:tcW w:w="1403" w:type="dxa"/>
+            <w:tcW w:w="1380" w:type="dxa"/>
           </w:tcPr>
           <w:p>
             <w:r>
@@ -327,7 +354,7 @@
         </w:tc>
         <w:tc>
           <w:tcPr>
-            <w:tcW w:w="1403" w:type="dxa"/>
+            <w:tcW w:w="1271" w:type="dxa"/>
           </w:tcPr>
           <w:p>
             <w:r>
@@ -337,7 +364,7 @@
         </w:tc>
         <w:tc>
           <w:tcPr>
-            <w:tcW w:w="1403" w:type="dxa"/>
+            <w:tcW w:w="1276" w:type="dxa"/>
           </w:tcPr>
           <w:p>
             <w:r>
@@ -347,7 +374,7 @@
         </w:tc>
         <w:tc>
           <w:tcPr>
-            <w:tcW w:w="1403" w:type="dxa"/>
+            <w:tcW w:w="1824" w:type="dxa"/>
           </w:tcPr>
           <w:p>
             <w:r>
@@ -357,11 +384,28 @@
         </w:tc>
         <w:tc>
           <w:tcPr>
-            <w:tcW w:w="1403" w:type="dxa"/>
+            <w:tcW w:w="1598" w:type="dxa"/>
           </w:tcPr>
           <w:p>
             <w:r>
-              <w:t>{{total}}</w:t>
+              <w:t>{</w:t>
+            </w:r>
+            <w:r>
+              <w:t>{</w:t>
+            </w:r>
+            <w:proofErr w:type="spellStart"/>
+            <w:r>
+              <w:t>finalAmount</w:t>
+            </w:r>
+            <w:proofErr w:type="spellEnd"/>
+            <w:r>
+              <w:t>}{/items</w:t>
+            </w:r>
+            <w:r>
+              <w:t>}</w:t>
+            </w:r>
+            <w:r>
+              <w:t>}</w:t>
             </w:r>
           </w:p>
         </w:tc>
@@ -369,49 +413,49 @@
       <w:tr>
         <w:tc>
           <w:tcPr>
-            <w:tcW w:w="1403" w:type="dxa"/>
+            <w:tcW w:w="1205" w:type="dxa"/>
           </w:tcPr>
           <w:p/>
         </w:tc>
         <w:tc>
           <w:tcPr>
-            <w:tcW w:w="1403" w:type="dxa"/>
+            <w:tcW w:w="1628" w:type="dxa"/>
           </w:tcPr>
           <w:p/>
         </w:tc>
         <w:tc>
           <w:tcPr>
-            <w:tcW w:w="1403" w:type="dxa"/>
+            <w:tcW w:w="1260" w:type="dxa"/>
           </w:tcPr>
           <w:p/>
         </w:tc>
         <w:tc>
           <w:tcPr>
-            <w:tcW w:w="1403" w:type="dxa"/>
+            <w:tcW w:w="1380" w:type="dxa"/>
           </w:tcPr>
           <w:p/>
         </w:tc>
         <w:tc>
           <w:tcPr>
-            <w:tcW w:w="1403" w:type="dxa"/>
+            <w:tcW w:w="1271" w:type="dxa"/>
           </w:tcPr>
           <w:p/>
         </w:tc>
         <w:tc>
           <w:tcPr>
-            <w:tcW w:w="1403" w:type="dxa"/>
+            <w:tcW w:w="1276" w:type="dxa"/>
           </w:tcPr>
           <w:p/>
         </w:tc>
         <w:tc>
           <w:tcPr>
-            <w:tcW w:w="1403" w:type="dxa"/>
+            <w:tcW w:w="1824" w:type="dxa"/>
           </w:tcPr>
           <w:p/>
         </w:tc>
         <w:tc>
           <w:tcPr>
-            <w:tcW w:w="1403" w:type="dxa"/>
+            <w:tcW w:w="1598" w:type="dxa"/>
           </w:tcPr>
           <w:p/>
         </w:tc>
@@ -419,49 +463,49 @@
       <w:tr>
         <w:tc>
           <w:tcPr>
-            <w:tcW w:w="1403" w:type="dxa"/>
+            <w:tcW w:w="1205" w:type="dxa"/>
           </w:tcPr>
           <w:p/>
         </w:tc>
         <w:tc>
           <w:tcPr>
-            <w:tcW w:w="1403" w:type="dxa"/>
+            <w:tcW w:w="1628" w:type="dxa"/>
           </w:tcPr>
           <w:p/>
         </w:tc>
         <w:tc>
           <w:tcPr>
-            <w:tcW w:w="1403" w:type="dxa"/>
+            <w:tcW w:w="1260" w:type="dxa"/>
           </w:tcPr>
           <w:p/>
         </w:tc>
         <w:tc>
           <w:tcPr>
-            <w:tcW w:w="1403" w:type="dxa"/>
+            <w:tcW w:w="1380" w:type="dxa"/>
           </w:tcPr>
           <w:p/>
         </w:tc>
         <w:tc>
           <w:tcPr>
-            <w:tcW w:w="1403" w:type="dxa"/>
+            <w:tcW w:w="1271" w:type="dxa"/>
           </w:tcPr>
           <w:p/>
         </w:tc>
         <w:tc>
           <w:tcPr>
-            <w:tcW w:w="1403" w:type="dxa"/>
+            <w:tcW w:w="1276" w:type="dxa"/>
           </w:tcPr>
           <w:p/>
         </w:tc>
         <w:tc>
           <w:tcPr>
-            <w:tcW w:w="1403" w:type="dxa"/>
+            <w:tcW w:w="1824" w:type="dxa"/>
           </w:tcPr>
           <w:p/>
         </w:tc>
         <w:tc>
           <w:tcPr>
-            <w:tcW w:w="1403" w:type="dxa"/>
+            <w:tcW w:w="1598" w:type="dxa"/>
           </w:tcPr>
           <w:p/>
         </w:tc>
@@ -469,49 +513,49 @@
       <w:tr>
         <w:tc>
           <w:tcPr>
-            <w:tcW w:w="1403" w:type="dxa"/>
+            <w:tcW w:w="1205" w:type="dxa"/>
           </w:tcPr>
           <w:p/>
         </w:tc>
         <w:tc>
           <w:tcPr>
-            <w:tcW w:w="1403" w:type="dxa"/>
+            <w:tcW w:w="1628" w:type="dxa"/>
           </w:tcPr>
           <w:p/>
         </w:tc>
         <w:tc>
           <w:tcPr>
-            <w:tcW w:w="1403" w:type="dxa"/>
+            <w:tcW w:w="1260" w:type="dxa"/>
           </w:tcPr>
           <w:p/>
         </w:tc>
         <w:tc>
           <w:tcPr>
-            <w:tcW w:w="1403" w:type="dxa"/>
+            <w:tcW w:w="1380" w:type="dxa"/>
           </w:tcPr>
           <w:p/>
         </w:tc>
         <w:tc>
           <w:tcPr>
-            <w:tcW w:w="1403" w:type="dxa"/>
+            <w:tcW w:w="1271" w:type="dxa"/>
           </w:tcPr>
           <w:p/>
         </w:tc>
         <w:tc>
           <w:tcPr>
-            <w:tcW w:w="1403" w:type="dxa"/>
+            <w:tcW w:w="1276" w:type="dxa"/>
           </w:tcPr>
           <w:p/>
         </w:tc>
         <w:tc>
           <w:tcPr>
-            <w:tcW w:w="1403" w:type="dxa"/>
+            <w:tcW w:w="1824" w:type="dxa"/>
           </w:tcPr>
           <w:p/>
         </w:tc>
         <w:tc>
           <w:tcPr>
-            <w:tcW w:w="1403" w:type="dxa"/>
+            <w:tcW w:w="1598" w:type="dxa"/>
           </w:tcPr>
           <w:p/>
         </w:tc>
@@ -519,49 +563,49 @@
       <w:tr>
         <w:tc>
           <w:tcPr>
-            <w:tcW w:w="1403" w:type="dxa"/>
+            <w:tcW w:w="1205" w:type="dxa"/>
           </w:tcPr>
           <w:p/>
         </w:tc>
         <w:tc>
           <w:tcPr>
-            <w:tcW w:w="1403" w:type="dxa"/>
+            <w:tcW w:w="1628" w:type="dxa"/>
           </w:tcPr>
           <w:p/>
         </w:tc>
         <w:tc>
           <w:tcPr>
-            <w:tcW w:w="1403" w:type="dxa"/>
+            <w:tcW w:w="1260" w:type="dxa"/>
           </w:tcPr>
           <w:p/>
         </w:tc>
         <w:tc>
           <w:tcPr>
-            <w:tcW w:w="1403" w:type="dxa"/>
+            <w:tcW w:w="1380" w:type="dxa"/>
           </w:tcPr>
           <w:p/>
         </w:tc>
         <w:tc>
           <w:tcPr>
-            <w:tcW w:w="1403" w:type="dxa"/>
+            <w:tcW w:w="1271" w:type="dxa"/>
           </w:tcPr>
           <w:p/>
         </w:tc>
         <w:tc>
           <w:tcPr>
-            <w:tcW w:w="1403" w:type="dxa"/>
+            <w:tcW w:w="1276" w:type="dxa"/>
           </w:tcPr>
           <w:p/>
         </w:tc>
         <w:tc>
           <w:tcPr>
-            <w:tcW w:w="1403" w:type="dxa"/>
+            <w:tcW w:w="1824" w:type="dxa"/>
           </w:tcPr>
           <w:p/>
         </w:tc>
         <w:tc>
           <w:tcPr>
-            <w:tcW w:w="1403" w:type="dxa"/>
+            <w:tcW w:w="1598" w:type="dxa"/>
           </w:tcPr>
           <w:p/>
         </w:tc>
@@ -569,49 +613,49 @@
       <w:tr>
         <w:tc>
           <w:tcPr>
-            <w:tcW w:w="1403" w:type="dxa"/>
+            <w:tcW w:w="1205" w:type="dxa"/>
           </w:tcPr>
           <w:p/>
         </w:tc>
         <w:tc>
           <w:tcPr>
-            <w:tcW w:w="1403" w:type="dxa"/>
+            <w:tcW w:w="1628" w:type="dxa"/>
           </w:tcPr>
           <w:p/>
         </w:tc>
         <w:tc>
           <w:tcPr>
-            <w:tcW w:w="1403" w:type="dxa"/>
+            <w:tcW w:w="1260" w:type="dxa"/>
           </w:tcPr>
           <w:p/>
         </w:tc>
         <w:tc>
           <w:tcPr>
-            <w:tcW w:w="1403" w:type="dxa"/>
+            <w:tcW w:w="1380" w:type="dxa"/>
           </w:tcPr>
           <w:p/>
         </w:tc>
         <w:tc>
           <w:tcPr>
-            <w:tcW w:w="1403" w:type="dxa"/>
+            <w:tcW w:w="1271" w:type="dxa"/>
           </w:tcPr>
           <w:p/>
         </w:tc>
         <w:tc>
           <w:tcPr>
-            <w:tcW w:w="1403" w:type="dxa"/>
+            <w:tcW w:w="1276" w:type="dxa"/>
           </w:tcPr>
           <w:p/>
         </w:tc>
         <w:tc>
           <w:tcPr>
-            <w:tcW w:w="1403" w:type="dxa"/>
+            <w:tcW w:w="1824" w:type="dxa"/>
           </w:tcPr>
           <w:p/>
         </w:tc>
         <w:tc>
           <w:tcPr>
-            <w:tcW w:w="1403" w:type="dxa"/>
+            <w:tcW w:w="1598" w:type="dxa"/>
           </w:tcPr>
           <w:p/>
         </w:tc>
@@ -619,49 +663,49 @@
       <w:tr>
         <w:tc>
           <w:tcPr>
-            <w:tcW w:w="1403" w:type="dxa"/>
+            <w:tcW w:w="1205" w:type="dxa"/>
           </w:tcPr>
           <w:p/>
         </w:tc>
         <w:tc>
           <w:tcPr>
-            <w:tcW w:w="1403" w:type="dxa"/>
+            <w:tcW w:w="1628" w:type="dxa"/>
           </w:tcPr>
           <w:p/>
         </w:tc>
         <w:tc>
           <w:tcPr>
-            <w:tcW w:w="1403" w:type="dxa"/>
+            <w:tcW w:w="1260" w:type="dxa"/>
           </w:tcPr>
           <w:p/>
         </w:tc>
         <w:tc>
           <w:tcPr>
-            <w:tcW w:w="1403" w:type="dxa"/>
+            <w:tcW w:w="1380" w:type="dxa"/>
           </w:tcPr>
           <w:p/>
         </w:tc>
         <w:tc>
           <w:tcPr>
-            <w:tcW w:w="1403" w:type="dxa"/>
+            <w:tcW w:w="1271" w:type="dxa"/>
           </w:tcPr>
           <w:p/>
         </w:tc>
         <w:tc>
           <w:tcPr>
-            <w:tcW w:w="1403" w:type="dxa"/>
+            <w:tcW w:w="1276" w:type="dxa"/>
           </w:tcPr>
           <w:p/>
         </w:tc>
         <w:tc>
           <w:tcPr>
-            <w:tcW w:w="1403" w:type="dxa"/>
+            <w:tcW w:w="1824" w:type="dxa"/>
           </w:tcPr>
           <w:p/>
         </w:tc>
         <w:tc>
           <w:tcPr>
-            <w:tcW w:w="1403" w:type="dxa"/>
+            <w:tcW w:w="1598" w:type="dxa"/>
           </w:tcPr>
           <w:p/>
         </w:tc>
@@ -669,49 +713,49 @@
       <w:tr>
         <w:tc>
           <w:tcPr>
-            <w:tcW w:w="1403" w:type="dxa"/>
+            <w:tcW w:w="1205" w:type="dxa"/>
           </w:tcPr>
           <w:p/>
         </w:tc>
         <w:tc>
           <w:tcPr>
-            <w:tcW w:w="1403" w:type="dxa"/>
+            <w:tcW w:w="1628" w:type="dxa"/>
           </w:tcPr>
           <w:p/>
         </w:tc>
         <w:tc>
           <w:tcPr>
-            <w:tcW w:w="1403" w:type="dxa"/>
+            <w:tcW w:w="1260" w:type="dxa"/>
           </w:tcPr>
           <w:p/>
         </w:tc>
         <w:tc>
           <w:tcPr>
-            <w:tcW w:w="1403" w:type="dxa"/>
+            <w:tcW w:w="1380" w:type="dxa"/>
           </w:tcPr>
           <w:p/>
         </w:tc>
         <w:tc>
           <w:tcPr>
-            <w:tcW w:w="1403" w:type="dxa"/>
+            <w:tcW w:w="1271" w:type="dxa"/>
           </w:tcPr>
           <w:p/>
         </w:tc>
         <w:tc>
           <w:tcPr>
-            <w:tcW w:w="1403" w:type="dxa"/>
+            <w:tcW w:w="1276" w:type="dxa"/>
           </w:tcPr>
           <w:p/>
         </w:tc>
         <w:tc>
           <w:tcPr>
-            <w:tcW w:w="1403" w:type="dxa"/>
+            <w:tcW w:w="1824" w:type="dxa"/>
           </w:tcPr>
           <w:p/>
         </w:tc>
         <w:tc>
           <w:tcPr>
-            <w:tcW w:w="1403" w:type="dxa"/>
+            <w:tcW w:w="1598" w:type="dxa"/>
           </w:tcPr>
           <w:p/>
         </w:tc>
@@ -719,49 +763,49 @@
       <w:tr>
         <w:tc>
           <w:tcPr>
-            <w:tcW w:w="1403" w:type="dxa"/>
+            <w:tcW w:w="1205" w:type="dxa"/>
           </w:tcPr>
           <w:p/>
         </w:tc>
         <w:tc>
           <w:tcPr>
-            <w:tcW w:w="1403" w:type="dxa"/>
+            <w:tcW w:w="1628" w:type="dxa"/>
           </w:tcPr>
           <w:p/>
         </w:tc>
         <w:tc>
           <w:tcPr>
-            <w:tcW w:w="1403" w:type="dxa"/>
+            <w:tcW w:w="1260" w:type="dxa"/>
           </w:tcPr>
           <w:p/>
         </w:tc>
         <w:tc>
           <w:tcPr>
-            <w:tcW w:w="1403" w:type="dxa"/>
+            <w:tcW w:w="1380" w:type="dxa"/>
           </w:tcPr>
           <w:p/>
         </w:tc>
         <w:tc>
           <w:tcPr>
-            <w:tcW w:w="1403" w:type="dxa"/>
+            <w:tcW w:w="1271" w:type="dxa"/>
           </w:tcPr>
           <w:p/>
         </w:tc>
         <w:tc>
           <w:tcPr>
-            <w:tcW w:w="1403" w:type="dxa"/>
+            <w:tcW w:w="1276" w:type="dxa"/>
           </w:tcPr>
           <w:p/>
         </w:tc>
         <w:tc>
           <w:tcPr>
-            <w:tcW w:w="1403" w:type="dxa"/>
+            <w:tcW w:w="1824" w:type="dxa"/>
           </w:tcPr>
           <w:p/>
         </w:tc>
         <w:tc>
           <w:tcPr>
-            <w:tcW w:w="1403" w:type="dxa"/>
+            <w:tcW w:w="1598" w:type="dxa"/>
           </w:tcPr>
           <w:p/>
         </w:tc>
@@ -769,49 +813,49 @@
       <w:tr>
         <w:tc>
           <w:tcPr>
-            <w:tcW w:w="1403" w:type="dxa"/>
+            <w:tcW w:w="1205" w:type="dxa"/>
           </w:tcPr>
           <w:p/>
         </w:tc>
         <w:tc>
           <w:tcPr>
-            <w:tcW w:w="1403" w:type="dxa"/>
+            <w:tcW w:w="1628" w:type="dxa"/>
           </w:tcPr>
           <w:p/>
         </w:tc>
         <w:tc>
           <w:tcPr>
-            <w:tcW w:w="1403" w:type="dxa"/>
+            <w:tcW w:w="1260" w:type="dxa"/>
           </w:tcPr>
           <w:p/>
         </w:tc>
         <w:tc>
           <w:tcPr>
-            <w:tcW w:w="1403" w:type="dxa"/>
+            <w:tcW w:w="1380" w:type="dxa"/>
           </w:tcPr>
           <w:p/>
         </w:tc>
         <w:tc>
           <w:tcPr>
-            <w:tcW w:w="1403" w:type="dxa"/>
+            <w:tcW w:w="1271" w:type="dxa"/>
           </w:tcPr>
           <w:p/>
         </w:tc>
         <w:tc>
           <w:tcPr>
-            <w:tcW w:w="1403" w:type="dxa"/>
+            <w:tcW w:w="1276" w:type="dxa"/>
           </w:tcPr>
           <w:p/>
         </w:tc>
         <w:tc>
           <w:tcPr>
-            <w:tcW w:w="1403" w:type="dxa"/>
+            <w:tcW w:w="1824" w:type="dxa"/>
           </w:tcPr>
           <w:p/>
         </w:tc>
         <w:tc>
           <w:tcPr>
-            <w:tcW w:w="1403" w:type="dxa"/>
+            <w:tcW w:w="1598" w:type="dxa"/>
           </w:tcPr>
           <w:p/>
         </w:tc>
@@ -819,49 +863,49 @@
       <w:tr>
         <w:tc>
           <w:tcPr>
-            <w:tcW w:w="1403" w:type="dxa"/>
+            <w:tcW w:w="1205" w:type="dxa"/>
           </w:tcPr>
           <w:p/>
         </w:tc>
         <w:tc>
           <w:tcPr>
-            <w:tcW w:w="1403" w:type="dxa"/>
+            <w:tcW w:w="1628" w:type="dxa"/>
           </w:tcPr>
           <w:p/>
         </w:tc>
         <w:tc>
           <w:tcPr>
-            <w:tcW w:w="1403" w:type="dxa"/>
+            <w:tcW w:w="1260" w:type="dxa"/>
           </w:tcPr>
           <w:p/>
         </w:tc>
         <w:tc>
           <w:tcPr>
-            <w:tcW w:w="1403" w:type="dxa"/>
+            <w:tcW w:w="1380" w:type="dxa"/>
           </w:tcPr>
           <w:p/>
         </w:tc>
         <w:tc>
           <w:tcPr>
-            <w:tcW w:w="1403" w:type="dxa"/>
+            <w:tcW w:w="1271" w:type="dxa"/>
           </w:tcPr>
           <w:p/>
         </w:tc>
         <w:tc>
           <w:tcPr>
-            <w:tcW w:w="1403" w:type="dxa"/>
+            <w:tcW w:w="1276" w:type="dxa"/>
           </w:tcPr>
           <w:p/>
         </w:tc>
         <w:tc>
           <w:tcPr>
-            <w:tcW w:w="1403" w:type="dxa"/>
+            <w:tcW w:w="1824" w:type="dxa"/>
           </w:tcPr>
           <w:p/>
         </w:tc>
         <w:tc>
           <w:tcPr>
-            <w:tcW w:w="1403" w:type="dxa"/>
+            <w:tcW w:w="1598" w:type="dxa"/>
           </w:tcPr>
           <w:p/>
         </w:tc>
@@ -869,49 +913,49 @@
       <w:tr>
         <w:tc>
           <w:tcPr>
-            <w:tcW w:w="1403" w:type="dxa"/>
+            <w:tcW w:w="1205" w:type="dxa"/>
           </w:tcPr>
           <w:p/>
         </w:tc>
         <w:tc>
           <w:tcPr>
-            <w:tcW w:w="1403" w:type="dxa"/>
+            <w:tcW w:w="1628" w:type="dxa"/>
           </w:tcPr>
           <w:p/>
         </w:tc>
         <w:tc>
           <w:tcPr>
-            <w:tcW w:w="1403" w:type="dxa"/>
+            <w:tcW w:w="1260" w:type="dxa"/>
           </w:tcPr>
           <w:p/>
         </w:tc>
         <w:tc>
           <w:tcPr>
-            <w:tcW w:w="1403" w:type="dxa"/>
+            <w:tcW w:w="1380" w:type="dxa"/>
           </w:tcPr>
           <w:p/>
         </w:tc>
         <w:tc>
           <w:tcPr>
-            <w:tcW w:w="1403" w:type="dxa"/>
+            <w:tcW w:w="1271" w:type="dxa"/>
           </w:tcPr>
           <w:p/>
         </w:tc>
         <w:tc>
           <w:tcPr>
-            <w:tcW w:w="1403" w:type="dxa"/>
+            <w:tcW w:w="1276" w:type="dxa"/>
           </w:tcPr>
           <w:p/>
         </w:tc>
         <w:tc>
           <w:tcPr>
-            <w:tcW w:w="1403" w:type="dxa"/>
+            <w:tcW w:w="1824" w:type="dxa"/>
           </w:tcPr>
           <w:p/>
         </w:tc>
         <w:tc>
           <w:tcPr>
-            <w:tcW w:w="1403" w:type="dxa"/>
+            <w:tcW w:w="1598" w:type="dxa"/>
           </w:tcPr>
           <w:p/>
         </w:tc>
@@ -919,49 +963,49 @@
       <w:tr>
         <w:tc>
           <w:tcPr>
-            <w:tcW w:w="1403" w:type="dxa"/>
+            <w:tcW w:w="1205" w:type="dxa"/>
           </w:tcPr>
           <w:p/>
         </w:tc>
         <w:tc>
           <w:tcPr>
-            <w:tcW w:w="1403" w:type="dxa"/>
+            <w:tcW w:w="1628" w:type="dxa"/>
           </w:tcPr>
           <w:p/>
         </w:tc>
         <w:tc>
           <w:tcPr>
-            <w:tcW w:w="1403" w:type="dxa"/>
+            <w:tcW w:w="1260" w:type="dxa"/>
           </w:tcPr>
           <w:p/>
         </w:tc>
         <w:tc>
           <w:tcPr>
-            <w:tcW w:w="1403" w:type="dxa"/>
+            <w:tcW w:w="1380" w:type="dxa"/>
           </w:tcPr>
           <w:p/>
         </w:tc>
         <w:tc>
           <w:tcPr>
-            <w:tcW w:w="1403" w:type="dxa"/>
+            <w:tcW w:w="1271" w:type="dxa"/>
           </w:tcPr>
           <w:p/>
         </w:tc>
         <w:tc>
           <w:tcPr>
-            <w:tcW w:w="1403" w:type="dxa"/>
+            <w:tcW w:w="1276" w:type="dxa"/>
           </w:tcPr>
           <w:p/>
         </w:tc>
         <w:tc>
           <w:tcPr>
-            <w:tcW w:w="1403" w:type="dxa"/>
+            <w:tcW w:w="1824" w:type="dxa"/>
           </w:tcPr>
           <w:p/>
         </w:tc>
         <w:tc>
           <w:tcPr>
-            <w:tcW w:w="1403" w:type="dxa"/>
+            <w:tcW w:w="1598" w:type="dxa"/>
           </w:tcPr>
           <w:p/>
         </w:tc>
@@ -969,49 +1013,49 @@
       <w:tr>
         <w:tc>
           <w:tcPr>
-            <w:tcW w:w="1403" w:type="dxa"/>
+            <w:tcW w:w="1205" w:type="dxa"/>
           </w:tcPr>
           <w:p/>
         </w:tc>
         <w:tc>
           <w:tcPr>
-            <w:tcW w:w="1403" w:type="dxa"/>
+            <w:tcW w:w="1628" w:type="dxa"/>
           </w:tcPr>
           <w:p/>
         </w:tc>
         <w:tc>
           <w:tcPr>
-            <w:tcW w:w="1403" w:type="dxa"/>
+            <w:tcW w:w="1260" w:type="dxa"/>
           </w:tcPr>
           <w:p/>
         </w:tc>
         <w:tc>
           <w:tcPr>
-            <w:tcW w:w="1403" w:type="dxa"/>
+            <w:tcW w:w="1380" w:type="dxa"/>
           </w:tcPr>
           <w:p/>
         </w:tc>
         <w:tc>
           <w:tcPr>
-            <w:tcW w:w="1403" w:type="dxa"/>
+            <w:tcW w:w="1271" w:type="dxa"/>
           </w:tcPr>
           <w:p/>
         </w:tc>
         <w:tc>
           <w:tcPr>
-            <w:tcW w:w="1403" w:type="dxa"/>
+            <w:tcW w:w="1276" w:type="dxa"/>
           </w:tcPr>
           <w:p/>
         </w:tc>
         <w:tc>
           <w:tcPr>
-            <w:tcW w:w="1403" w:type="dxa"/>
+            <w:tcW w:w="1824" w:type="dxa"/>
           </w:tcPr>
           <w:p/>
         </w:tc>
         <w:tc>
           <w:tcPr>
-            <w:tcW w:w="1403" w:type="dxa"/>
+            <w:tcW w:w="1598" w:type="dxa"/>
           </w:tcPr>
           <w:p/>
         </w:tc>
@@ -1019,7 +1063,7 @@
       <w:tr>
         <w:tc>
           <w:tcPr>
-            <w:tcW w:w="1403" w:type="dxa"/>
+            <w:tcW w:w="1205" w:type="dxa"/>
           </w:tcPr>
           <w:p>
             <w:r>
@@ -1029,19 +1073,19 @@
         </w:tc>
         <w:tc>
           <w:tcPr>
-            <w:tcW w:w="1403" w:type="dxa"/>
+            <w:tcW w:w="1628" w:type="dxa"/>
           </w:tcPr>
           <w:p/>
         </w:tc>
         <w:tc>
           <w:tcPr>
-            <w:tcW w:w="1403" w:type="dxa"/>
+            <w:tcW w:w="1260" w:type="dxa"/>
           </w:tcPr>
           <w:p/>
         </w:tc>
         <w:tc>
           <w:tcPr>
-            <w:tcW w:w="1403" w:type="dxa"/>
+            <w:tcW w:w="1380" w:type="dxa"/>
           </w:tcPr>
           <w:p>
             <w:r>
@@ -1051,19 +1095,19 @@
         </w:tc>
         <w:tc>
           <w:tcPr>
-            <w:tcW w:w="1403" w:type="dxa"/>
+            <w:tcW w:w="1271" w:type="dxa"/>
           </w:tcPr>
           <w:p/>
         </w:tc>
         <w:tc>
           <w:tcPr>
-            <w:tcW w:w="1403" w:type="dxa"/>
+            <w:tcW w:w="1276" w:type="dxa"/>
           </w:tcPr>
           <w:p/>
         </w:tc>
         <w:tc>
           <w:tcPr>
-            <w:tcW w:w="1403" w:type="dxa"/>
+            <w:tcW w:w="1824" w:type="dxa"/>
           </w:tcPr>
           <w:p>
             <w:r>
@@ -1073,7 +1117,7 @@
         </w:tc>
         <w:tc>
           <w:tcPr>
-            <w:tcW w:w="1403" w:type="dxa"/>
+            <w:tcW w:w="1598" w:type="dxa"/>
           </w:tcPr>
           <w:p>
             <w:r>
@@ -1085,7 +1129,7 @@
       <w:tr>
         <w:tc>
           <w:tcPr>
-            <w:tcW w:w="5613" w:type="dxa"/>
+            <w:tcW w:w="5473" w:type="dxa"/>
             <w:gridSpan w:val="4"/>
           </w:tcPr>
           <w:p>
@@ -1129,7 +1173,7 @@
         </w:tc>
         <w:tc>
           <w:tcPr>
-            <w:tcW w:w="5613" w:type="dxa"/>
+            <w:tcW w:w="5969" w:type="dxa"/>
             <w:gridSpan w:val="4"/>
           </w:tcPr>
           <w:p/>
@@ -1205,28 +1249,6 @@
                 <w:p>
                   <w:r>
                     <w:t>{{discount}}</w:t>
-                  </w:r>
-                </w:p>
-              </w:tc>
-            </w:tr>
-            <w:tr>
-              <w:tc>
-                <w:tcPr>
-                  <w:tcW w:w="2806" w:type="dxa"/>
-                </w:tcPr>
-                <w:p>
-                  <w:r>
-                    <w:t>Delivery Charges</w:t>
-                  </w:r>
-                </w:p>
-              </w:tc>
-              <w:tc>
-                <w:tcPr>
-                  <w:tcW w:w="2806" w:type="dxa"/>
-                </w:tcPr>
-                <w:p>
-                  <w:r>
-                    <w:t>{{deliveryCharges}}</w:t>
                   </w:r>
                 </w:p>
               </w:tc>

--- a/backend/Siddha_Shivalayas_Invoice_Layout_v2.docx
+++ b/backend/Siddha_Shivalayas_Invoice_Layout_v2.docx
@@ -388,10 +388,7 @@
           </w:tcPr>
           <w:p>
             <w:r>
-              <w:t>{</w:t>
-            </w:r>
-            <w:r>
-              <w:t>{</w:t>
+              <w:t>{{</w:t>
             </w:r>
             <w:proofErr w:type="spellStart"/>
             <w:r>
@@ -399,13 +396,7 @@
             </w:r>
             <w:proofErr w:type="spellEnd"/>
             <w:r>
-              <w:t>}{/items</w:t>
-            </w:r>
-            <w:r>
-              <w:t>}</w:t>
-            </w:r>
-            <w:r>
-              <w:t>}</w:t>
+              <w:t>}{/items}}</w:t>
             </w:r>
           </w:p>
         </w:tc>
@@ -1150,17 +1141,6 @@
             <w:r>
               <w:br/>
               <w:t>CGST: {{transportCgst}}   SGST: {{transportSgst}}</w:t>
-            </w:r>
-            <w:r>
-              <w:br/>
-            </w:r>
-            <w:r>
-              <w:br/>
-              <w:t>Discount remark:</w:t>
-            </w:r>
-            <w:r>
-              <w:br/>
-              <w:t>{{discountRemark}}</w:t>
             </w:r>
             <w:r>
               <w:br/>

--- a/backend/Siddha_Shivalayas_Invoice_Layout_v2.docx
+++ b/backend/Siddha_Shivalayas_Invoice_Layout_v2.docx
@@ -26,10 +26,10 @@
                 <w:noProof/>
               </w:rPr>
               <w:drawing>
-                <wp:inline distT="0" distB="0" distL="0" distR="0" wp14:anchorId="40A1B5DE" wp14:editId="71BD896E">
-                  <wp:extent cx="1266092" cy="844062"/>
-                  <wp:effectExtent l="0" t="0" r="0" b="0"/>
-                  <wp:docPr id="1" name="Picture 1"/>
+                <wp:inline distT="0" distB="0" distL="0" distR="0" wp14:anchorId="61056FFB" wp14:editId="05B2E760">
+                  <wp:extent cx="1089660" cy="888773"/>
+                  <wp:effectExtent l="0" t="0" r="2540" b="635"/>
+                  <wp:docPr id="1009405604" name="Picture 1"/>
                   <wp:cNvGraphicFramePr>
                     <a:graphicFrameLocks xmlns:a="http://schemas.openxmlformats.org/drawingml/2006/main" noChangeAspect="1"/>
                   </wp:cNvGraphicFramePr>
@@ -37,7 +37,7 @@
                     <a:graphicData uri="http://schemas.openxmlformats.org/drawingml/2006/picture">
                       <pic:pic xmlns:pic="http://schemas.openxmlformats.org/drawingml/2006/picture">
                         <pic:nvPicPr>
-                          <pic:cNvPr id="0" name="A_logo_for_Siddha_Shivalayas_is_displayed_on_a_whi.png"/>
+                          <pic:cNvPr id="1009405604" name=""/>
                           <pic:cNvPicPr/>
                         </pic:nvPicPr>
                         <pic:blipFill>
@@ -49,7 +49,7 @@
                         <pic:spPr>
                           <a:xfrm>
                             <a:off x="0" y="0"/>
-                            <a:ext cx="1397510" cy="931674"/>
+                            <a:ext cx="1171036" cy="955146"/>
                           </a:xfrm>
                           <a:prstGeom prst="rect">
                             <a:avLst/>
@@ -84,20 +84,6 @@
                 <w:sz w:val="44"/>
               </w:rPr>
               <w:t xml:space="preserve"> SIDDHA</w:t>
-            </w:r>
-            <w:r>
-              <w:rPr>
-                <w:b/>
-                <w:sz w:val="44"/>
-              </w:rPr>
-              <w:br/>
-            </w:r>
-            <w:r>
-              <w:rPr>
-                <w:b/>
-                <w:sz w:val="28"/>
-              </w:rPr>
-              <w:t>SIDDHA CLINIC</w:t>
             </w:r>
             <w:r>
               <w:rPr>

--- a/backend/Siddha_Shivalayas_Invoice_Layout_v2.docx
+++ b/backend/Siddha_Shivalayas_Invoice_Layout_v2.docx
@@ -26,9 +26,9 @@
                 <w:noProof/>
               </w:rPr>
               <w:drawing>
-                <wp:inline distT="0" distB="0" distL="0" distR="0" wp14:anchorId="61056FFB" wp14:editId="05B2E760">
-                  <wp:extent cx="1089660" cy="888773"/>
-                  <wp:effectExtent l="0" t="0" r="2540" b="635"/>
+                <wp:inline distT="0" distB="0" distL="0" distR="0" wp14:anchorId="61056FFB" wp14:editId="1FA58C2B">
+                  <wp:extent cx="762000" cy="621518"/>
+                  <wp:effectExtent l="0" t="0" r="0" b="1270"/>
                   <wp:docPr id="1009405604" name="Picture 1"/>
                   <wp:cNvGraphicFramePr>
                     <a:graphicFrameLocks xmlns:a="http://schemas.openxmlformats.org/drawingml/2006/main" noChangeAspect="1"/>
@@ -49,7 +49,7 @@
                         <pic:spPr>
                           <a:xfrm>
                             <a:off x="0" y="0"/>
-                            <a:ext cx="1171036" cy="955146"/>
+                            <a:ext cx="957471" cy="780952"/>
                           </a:xfrm>
                           <a:prstGeom prst="rect">
                             <a:avLst/>
@@ -84,6 +84,13 @@
                 <w:sz w:val="44"/>
               </w:rPr>
               <w:t xml:space="preserve"> SIDDHA</w:t>
+            </w:r>
+            <w:r>
+              <w:rPr>
+                <w:b/>
+                <w:sz w:val="44"/>
+              </w:rPr>
+              <w:t xml:space="preserve"> CLINIC</w:t>
             </w:r>
             <w:r>
               <w:rPr>
